--- a/paper/highlights.docx
+++ b/paper/highlights.docx
@@ -20,10 +20,7 @@
         <w:spacing w:after="240"/>
       </w:pPr>
       <w:r>
-        <w:rPr>
-          <w:i/>
-        </w:rPr>
-        <w:t>What limits reinforcement learning for distributed flutter suppression, and the credit structure that helps</w:t>
+        <w:t>A physics-exact credit decomposition for distributed flutter suppression, and the exploration scale that hides it</w:t>
       </w:r>
     </w:p>
     <w:p>
@@ -41,7 +38,7 @@
         <w:spacing w:after="120"/>
       </w:pPr>
       <w:r>
-        <w:t>Per-agent control power, energy-normalised, verified additive to 10^-10.</w:t>
+        <w:t>Combination beats the credit alone; beating shaping alone is retracted.</w:t>
       </w:r>
     </w:p>
     <w:p>
@@ -50,7 +47,7 @@
         <w:spacing w:after="120"/>
       </w:pPr>
       <w:r>
-        <w:t>Credit signal plus log-energy shaping beats either alone (d=-2.70, p=0.002).</w:t>
+        <w:t>Value-decomposition and naive baselines are less reliable, not just worse.</w:t>
       </w:r>
     </w:p>
     <w:p>
@@ -59,7 +56,7 @@
         <w:spacing w:after="120"/>
       </w:pPr>
       <w:r>
-        <w:t>Exploration scale, not architecture or communication, gates visible gains.</w:t>
+        <w:t>Credit signal's most fragile mode tolerates only 11% identification error.</w:t>
       </w:r>
     </w:p>
     <w:p>
@@ -68,7 +65,7 @@
         <w:spacing w:after="120"/>
       </w:pPr>
       <w:r>
-        <w:t>Matching exploration to actuation amplitude changes performance two-fold.</w:t>
+        <w:t>Classical baseline's envelope-edge fragility is structural, not a tuning gap.</w:t>
       </w:r>
     </w:p>
     <w:sectPr>
